--- a/CV_for_MSc.docx
+++ b/CV_for_MSc.docx
@@ -87,7 +87,7 @@
         <w:rPr>
           <w:color w:val="1D1C1D"/>
         </w:rPr>
-        <w:t>GitHub: github.com/lArtemis13l</w:t>
+        <w:t>GitHub: github.com/cl0sure6</w:t>
       </w:r>
     </w:p>
     <w:p>

--- a/CV_for_MSc.docx
+++ b/CV_for_MSc.docx
@@ -623,7 +623,7 @@
           <w:iCs/>
           <w:color w:val="1D1C1D"/>
         </w:rPr>
-        <w:t>Constant-Time Neural Control for Embedded Systems</w:t>
+        <w:t>Constant-Time Explicit Control Laws from MPC</w:t>
       </w:r>
       <w:r>
         <w:t xml:space="preserve"> </w:t>
@@ -661,7 +661,7 @@
         <w:rPr>
           <w:color w:val="1D1C1D"/>
         </w:rPr>
-        <w:t>Designed a symbolic KAN architecture as a computationally constrained alternative to Linear Time-Varying Model Predictive Control (MPC) for non-minimum phase systems.</w:t>
+        <w:t>Designed a certifiable explicit replacement for Linear Time-Varying MPC on the quadruple-tank benchmark in its non-minimum-phase configuration: an analytic feedforward term, a detuned LQR core, and a learned correction behind a gate that vanishes quadratically at the setpoint, making zero steady-state offset and local exponential stability structural rather than dependent on fit quality.</w:t>
       </w:r>
     </w:p>
     <w:p>
@@ -682,7 +682,28 @@
         <w:rPr>
           <w:color w:val="1D1C1D"/>
         </w:rPr>
-        <w:t>Executed Hardware-in-the-Loop (HIL) methodology on an STM32H7 microcontroller, achieving a runtime reduction of up to 5 orders of magnitude (OOM).</w:t>
+        <w:t>Built a two-step symbolic read-out in which a Kolmogorov-Arnold Network (KAN) supplies only the monomial support and the coefficients are re-estimated by a convex quadratic program under affine negative-feedback constraints — eliminating a sign pathology present on up to 30% of the operating box for at most 0.2 percentage points of accuracy.</w:t>
+      </w:r>
+    </w:p>
+    <w:p>
+      <w:pPr>
+        <w:pStyle w:val="ListParagraph"/>
+        <w:numPr>
+          <w:ilvl w:val="0"/>
+          <w:numId w:val="13"/>
+        </w:numPr>
+        <w:spacing w:line="240" w:lineRule="auto"/>
+        <w:ind w:right="180"/>
+        <w:rPr>
+          <w:color w:val="1D1C1D"/>
+          <w:lang w:val="en-US"/>
+        </w:rPr>
+      </w:pPr>
+      <w:r>
+        <w:rPr>
+          <w:color w:val="1D1C1D"/>
+        </w:rPr>
+        <w:t>Established the constant-time claim structurally in software-in-the-loop — a fixed chain of 30–203 multiply-accumulate operations with no data-dependent branching, stable under ±20% parameter perturbation in 97–100% of Monte-Carlo trials — and reported the negative result that the KAN-selected support is statistically indistinguishable from orthogonal matching pursuit at a matched arithmetic budget.</w:t>
       </w:r>
     </w:p>
     <w:p>
